--- a/arb/docx/09.content.docx
+++ b/arb/docx/09.content.docx
@@ -178,13 +178,6 @@
         <w:rPr>
           <w:lang w:val="ar_AE" w:bidi="ar_AE"/>
         </w:rPr>
-      </w:r>
-      <w:r>
-        <w:rPr>
-          <w:i/>
-          <w:lang w:val="ar_AE" w:bidi="ar_AE"/>
-        </w:rPr>
-        <w:t>1 صموئيل 1: 1, 1 صموئيل 1: 2, 1 صموئيل 1: 3, 1 صموئيل 1: 4, 1 صموئيل 1: 7, 1 صموئيل 1: 9, 1 صموئيل 1: 11, 1 صموئيل 1: 13–14, 1 صموئيل 1: 16, 1 صموئيل 1: 17–18, ١ صموئيل ١: ٢٢, ١ صموئيل ١: ٢٣, 1 صموئيل 2: 1, 1 صموئيل 2: 1–10, 1 صموئيل 2: 2, 1 صموئيل 2: 3, ١ صموئيل ٢: ٤–٨, 1 صموئيل 2: 5, ١ صموئيل ٢: ٧–٨, 1 صموئيل 2: 8, 1 صموئيل 2: 10, 1 صموئيل 2: 12, 1 صموئيل 2: 13–17, 1 صموئيل 2: 15, 1 صموئيل 2: 18, 1 صموئيل 2: 20, 1 صموئيل 2: 22, 1 صموئيل 2: 22–25, 1 صموئيل 2: 25, 1 صموئيل 2: 26, ١ صموئيل ٢: ٢٧, 1 صموئيل 2: 29, 1 صموئيل 2: 30, 1 صموئيل 2: 32–33, ١ صموئيل ٢: ٣٥, 1 صموئيل 3: 1, ١ صموئيل ٣: ٢, 1 صموئيل 3: 3, 1 صموئيل 3: 7, ١ صموئيل ٣: ٨, 1 صموئيل 3: 10, 1 صموئيل 3: 11, ١ صموئيل ٣: ١٢, 1 صموئيل 3: 13, 1 صموئيل 3: 14, 1 صموئيل 3: 15, ١ صموئيل ٣: ١٩, 1 صموئيل 3: 20, 1 صموئيل 3: 21–4: 1, 1 صموئيل 4: 1, 1 صموئيل 4: 1–7: 2, 1 صموئيل 4: 3, 1 صموئيل 4: 4, 1 صموئيل 4: 6–7, 1 صموئيل 4: 8, 1 صموئيل 4: 10, 1 صموئيل 4: 11, 1 صموئيل 4: 12, ١ صموئيل ٤: ١٥, 1 صموئيل 4: 18, 1 صموئيل 4: 20–21, 1 صموئيل 5: 1, 1 صموئيل 5: 2, ١ صموئيل ٥: ٤, 1 صموئيل 5: 5, 1 صموئيل 5: 6, 1 صموئيل 5: 8, ١ صموئيل ٥: ٩, ١ صموئيل ٥: ١٠, ١ صموئيل ٦: ٢, 1 صموئيل 6: 3, ١ صموئيل ٦: ٤, 1 صموئيل 6: 6, 1 صموئيل 6: 7, ١ صموئيل ٦: ٩, ١ صموئيل ٦: ١٣, 1 صموئيل 6: 14, 1 صموئيل 6: 15, 1 صموئيل 6: 17, 1 صموئيل 6: 19, 1 صموئيل 6: 20, ١ صموئيل ٦: ٢١, 1 صموئيل 7: 1, 1 صموئيل 7: 2, 1 صموئيل 7: 3, 1 صموئيل 7: 3–10, 1 صموئيل 7: 5, 1 صموئيل 7: 6, 1 صموئيل 7: 9, 1 صموئيل 7: 10, 1 صموئيل 7: 12, 1 صموئيل 7: 13, 1 صموئيل 7: 14, ١ صموئيل ٧: ١٥, 1 صموئيل 7: 16, ١ صموئيل ٧: ١٧, 1 صموئيل 8: 1–12: 25, ١ صموئيل ٨: ٢, 1 صموئيل 8: 3, 1 صموئيل 8: 5, ١ صموئيل ٨: ٦, 1 صموئيل 8: 7, 1 صموئيل 8: 8, 1 صموئيل 8: 10–18, 1 صموئيل 8: 11, ١ صموئيل ٨: ١٢–١٧, 1 صموئيل 8: 15, 1 صموئيل 8: 17, 1 صموئيل 8: 18, 1 صموئيل 8: 20, ١ صموئيل ٨: ٢١, ١ صموئيل ٨: ٢٢, ١ صموئيل ٩: ١, 1 صموئيل 9: 1–11: 15, ١ صموئيل ٩: ٢, ١ صموئيل ٩: ٥, ١ صموئيل ٩: ٦, 1 صموئيل 9: 7, 1 صموئيل 9: 12, 1 صموئيل 9: 13, 1 صموئيل 9: 16, 1 صموئيل 9: 21, 1 صموئيل 9: 25, 1 صموئيل 10: 1, ١ صموئيل ١٠: ٢, ١ صموئيل ١٠: ٢–٦, 1 صموئيل 10: 3, 1 صموئيل 10: 5, ١ صموئيل ١٠: ٦, ١ صموئيل ١٠: ٧, ١ صموئيل ١٠: ٨, 1 صموئيل 10: 9, 1 صموئيل 10: 10, 1 صموئيل 10: 11, 1 صموئيل 10: 12, ١ صموئيل ١٠: ١٦, 1 صموئيل 10: 17, 1 صموئيل 10: 18, 1 صموئيل 10: 19, ١ صموئيل ١٠: ٢٠, 1 صموئيل 10: 25, ١ صموئيل ١٠: ٢٦, ١ صموئيل ١٠: ٢٦–١١: ١٣, 1 صموئيل 10: 27, 1 صموئيل 11: 1, ١ صموئيل ١١: ١–١٥, 1 صموئيل 11: 2, 1 صموئيل 11: 3, ١ صموئيل ١١: ٧, 1 صموئيل 11: 8, ١ صموئيل ١١: ١٣, 1 صموئيل 11: 14, 1 صموئيل 11: 15, 1 صموئيل 12: 1–25, 1 صموئيل 12: 3, 1 صموئيل 12: 5, ١ صموئيل ١٢: ٦, 1 صموئيل 12: 6–25, 1 صموئيل 12: 9, 1 صموئيل 12: 10, 1 صموئيل 12: 11, 1 صموئيل 12: 12, 1 صموئيل 12: 13, ١ صموئيل ١٢: ١٤, 1 صموئيل 12: 14–15, 1 صموئيل 12: 17, ١ صموئيل ١٢: ١٨, 1 صموئيل 12: 19, ١ صموئيل ١٢: ٢١, 1 صموئيل 12: 22, 1 صموئيل 12: 23, 1 صموئيل 12: 25, 1 صموئيل 13: 1, 1 صموئيل 13: 1–16: 13, 1 صموئيل 13: 2, 1 صموئيل 13: 3, 1 صموئيل 13: 4, 1 صموئيل 13: 5, ١ صموئيل ١٣: ٧, 1 صموئيل 13: 8, 1 صموئيل 13: 9, ١ صموئيل ١٣: ١٠, ١ صموئيل ١٣: ١١, 1 صموئيل 13: 12, 1 صموئيل 13: 13, 1 صموئيل 13: 14, ١ صموئيل ١٣: ١٥, 1 صموئيل 13: 17–18, 1 صموئيل 13: 19–22, 1 صموئيل 13: 23, 1 صموئيل 14: 1, ١ صموئيل ١٤: ١–١٥, 1 صموئيل 14: 1–52, ١ صموئيل ١٤: ٢, 1 صموئيل 14: 3, ١ صموئيل ١٤: ٤–٥, 1 صموئيل 14: 6, ١ صموئيل ١٤: ١١, 1 صموئيل 14: 15, 1 صموئيل 14: 18, 1 صموئيل 14: 21–22, 1 صموئيل 14: 23, 1 صموئيل 14: 24, 1 صموئيل 14: 29, 1 صموئيل 14: 31, 1 صموئيل 14: 32–34, 1 صموئيل 14: 35, ١ صموئيل ١٤: ٣٧–٣٨, 1 صموئيل 14: 41, ١ صموئيل ١٤: ٤٥, 1 صموئيل 14: 47, 1 صموئيل 14: 47–52, 1 صموئيل 14: 48, 1 صموئيل 14: 49, 1 صموئيل 14: 49–51, 1 صموئيل 14: 50, 1 صموئيل 14: 52, ١ صموئيل ١٥: ١–٣٥, 1 صموئيل 15: 2, ١ صموئيل ١٥: ٣, ١ صموئيل ١٥: ٤, 1 صموئيل 15: 5, ١ صموئيل ١٥: ٦, ١ صموئيل ١٥: ٧, ١ صموئيل ١٥: ٨, 1 صموئيل 15: 9, 1 صموئيل 15: 12, 1 صموئيل 15: 13, ١ صموئيل ١٥: ١٥, 1 صموئيل 15: 17, 1 صموئيل 15: 21, 1 صموئيل 15: 22, 1 صموئيل 15: 23, 1 صموئيل 15: 24, ١ صموئيل ١٥: ٢٤–٣٠, ١ صموئيل ١٥: ٢٨, 1 صموئيل 15: 29, ١ صموئيل ١٥: ٣٠, 1 صموئيل 15: 35, 1 صموئيل 16: 1, 1 صموئيل 16: 1–23, 1 صموئيل 16: 2, ١ صموئيل ١٦: ٤, 1 صموئيل 16: 5, 1 صموئيل 16: 6–7, 1 صموئيل 16: 13, 1 صموئيل 16: 14, 1 صموئيل 16: 14–31: 13, 1 صموئيل 16: 18, 1 صموئيل 16: 21, 1 صموئيل 16: 22, 1 صموئيل 16: 23, 1 صموئيل 17: 1, ١ صموئيل ١٧: ٢, 1 صموئيل 17: 4, 1 صموئيل 17: 5–7, ١ صموئيل ١٧: ١٢, 1 صموئيل 17: 15, 1 صموئيل 17: 26, ١ صموئيل ١٧: ٢٨, ١ صموئيل ١٧: ٣٢, 1 صموئيل 17: 40, 1 صموئيل 17: 42, 1 صموئيل 17: 43, ١ صموئيل ١٧: ٤٤, 1 صموئيل 17: 45–47, 1 صموئيل 17: 49, 1 صموئيل 17: 52, 1 صموئيل 17: 53, 1 صموئيل 17: 54, 1 صموئيل 17: 55–58, 1 صموئيل 18: 1, ١ صموئيل ١٨: ٢, 1 صموئيل 18: 3–4, 1 صموئيل 18: 7, 1 صموئيل 18: 8–15, 1 صموئيل 18: 11, 1 صموئيل 18: 12, 1 صموئيل 18: 17, ١ صموئيل ١٨: ١٧–١٩, 1 صموئيل 18: 18, ١ صموئيل ١٨: ١٩, ١ صموئيل ١٨: ٢٢, ١ صموئيل ١٨: ٢٣, 1 صموئيل 18: 29, ١ صموئيل ١٩: ٤, 1 صموئيل 19: 6, ١ صموئيل ١٩: ١٠, ١ صموئيل ١٩: ١١, 1 صموئيل 19: 13, ١ صموئيل ١٩: ١٨, 1 صموئيل 19: 20, 1 صموئيل 19: 21, 1 صموئيل 19: 24, 1 صموئيل 20: 2–3, 1 صموئيل 20: 5, 1 صموئيل 20: 6–7, ١ صموئيل ٢٠: ٨, 1 صموئيل 20: 13, 1 صموئيل 20: 14–16, ١ صموئيل ٢٠: ١٥, ١ صموئيل ٢٠: ١٧, 1 صموئيل 20: 18–22, 1 صموئيل 20: 25, 1 صموئيل 20: 26–27, ١ صموئيل ٢٠: ٢٩, 1 صموئيل 20: 30, 1 صموئيل 20: 33, 1 صموئيل 20: 41, ١ صموئيل ٢٠: ٤٢, 1 صموئيل 21: 1, ١ صموئيل ٢١: ٢, 1 صموئيل 21: 4, 1 صموئيل 21: 6, 1 صموئيل 21: 7, 1 صموئيل 21: 9, 1 صموئيل 21: 10–15, 1 صموئيل 21: 11, 1 صموئيل 21: 12–13, 1 صموئيل 22: 1, 1 صموئيل 22: 1–23, 1 صموئيل 22: 2, 1 صموئيل 22: 3–4, ١ صموئيل ٢٢: ٥, 1 صموئيل 22: 7–8, 1 صموئيل 22: 13, ١ صموئيل ٢٢: ١٤, 1 صموئيل 22: 18, 1 صموئيل 22: 19, 1 صموئيل 22: 20, 1 صموئيل 23: 1, 1 صموئيل 23: 1–29, 1 صموئيل 23: 4, 1 صموئيل 23: 6, ١ صموئيل ٢٣: ٧, 1 صموئيل 23: 14, ١ صموئيل ٢٣: ١٦, 1 صموئيل 23: 17, 1 صموئيل 23: 18, 1 صموئيل 23: 19, 1 صموئيل 23: 20, 1 صموئيل 23: 24, 1 صموئيل 23: 28, 1 صموئيل 23: 29, ١ صموئيل ٢٤: ٢, 1 صموئيل 24: 4, ١ صموئيل ٢٤: ٥, 1 صموئيل 24: 6, 1 صموئيل 24: 11, 1 صموئيل 24: 12, 1 صموئيل 24: 13, 1 صموئيل 24: 20, 1 صموئيل 24: 21–22, 1 صموئيل 25: 1, 1 صموئيل 25: 1–44, 1 صموئيل 25: 2, 1 صموئيل 25: 3, ١ صموئيل ٢٥: ٨, ١ صموئيل ٢٥: ١٠, ١ صموئيل ٢٥: ٢١, 1 صموئيل 25: 26, 1 صموئيل 25: 28, 1 صموئيل 25: 29, ١ صموئيل ٢٥: ٣٦, ١ صموئيل ٢٥: ٣٧, 1 صموئيل 25: 39, 1 صموئيل 25: 43, 1 صموئيل 25: 44, 1 صموئيل 26: 1, 1 صموئيل 26: 1–25, 1 صموئيل 26: 3, ١ صموئيل ٢٦: ٥, 1 صموئيل 26: 6, ١ صموئيل ٢٦: ٨, ١ صموئيل ٢٦: ٩, 1 صموئيل 26: 10, ١ صموئيل ٢٦: ١٤, ١ صموئيل ٢٦: ١٦, ١ صموئيل ٢٦: ١٧, 1 صموئيل 26: 19, ١ صموئيل ٢٦: ٢٠, 1 صموئيل 26: 21, ١ صموئيل ٢٦: ٢٣, 1 صموئيل 26: 24, ١ صموئيل ٢٦: ٢٥, 1 صموئيل 27: 1–12, 1 صموئيل 27: 2, 1 صموئيل 27: 6, 1 صموئيل 27: 8, 1 صموئيل 27: 9, 1 صموئيل 27: 10, 1 صموئيل 28: 1, 1 صموئيل 28: 3, ١ صموئيل ٢٨: ٣–١٤, 1 صموئيل 28: 4, 1 صموئيل 28: 6, 1 صموئيل 28: 7, ١ صموئيل ٢٨: ٩, ١ صموئيل ٢٨: ١٢, 1 صموئيل 28: 13, 1 صموئيل 28: 15, ١ صموئيل ٢٨: ١٦, ١ صموئيل ٢٨: ١٧, ١ صموئيل ٢٨: ١٨, 1 صموئيل 28: 19, 1 صموئيل 28: 24, 1 صموئيل 29: 1, ١ صموئيل ٢٩: ١–١١, 1 صموئيل 29: 3, ١ صموئيل ٢٩: ٤, ١ صموئيل ٢٩: ٥, 1 صموئيل 29: 6, ١ صموئيل ٣٠: ١, 1 صموئيل 30: 2, ١ صموئيل ٣٠: ٥, 1 صموئيل 30: 6, ١ صموئيل ٣٠: ٧, ١ صموئيل ٣٠: ٨, ١ صموئيل ٣٠: ٩, 1 صموئيل 30: 10, 1 صموئيل 30: 11–12, ١ صموئيل ٣٠: ١٣, ١ صموئيل ٣٠: ١٤, ١ صموئيل ٣٠: ١٧, ١ صموئيل ٣٠: ٢١, 1 صموئيل 30: 21–31, ١ صموئيل ٣٠: ٢٢, 1 صموئيل 30: 23, 1 صموئيل 30: 24, 1 صموئيل 30: 26, ١ صموئيل ٣٠: ٢٧–٣٠, ١ صموئيل ٣٠: ٣١, 1 صموئيل 31: 1, 1 صموئيل 31: 1–13, ١ صموئيل ٣١: ٢, 1 صموئيل 31: 4, 1 صموئيل 31: 8, 1 صموئيل 31: 9, 1 صموئيل 31: 10, 1 صموئيل 31: 11, ١ صموئيل ٣١: ١٢, 1 صموئيل 31: 13</w:t>
       </w:r>
       <w:r>
         <w:rPr>

--- a/arb/docx/09.content.docx
+++ b/arb/docx/09.content.docx
@@ -163,21 +163,6 @@
           <w:lang w:val="ar_AE" w:bidi="ar_AE"/>
         </w:rPr>
         <w:t>1SA</w:t>
-      </w:r>
-      <w:r>
-        <w:rPr>
-          <w:lang w:val="ar_AE" w:bidi="ar_AE"/>
-        </w:rPr>
-      </w:r>
-    </w:p>
-    <w:p>
-      <w:pPr>
-        <w:bidi/>
-      </w:pPr>
-      <w:r>
-        <w:rPr>
-          <w:lang w:val="ar_AE" w:bidi="ar_AE"/>
-        </w:rPr>
       </w:r>
       <w:r>
         <w:rPr>

--- a/arb/docx/09.content.docx
+++ b/arb/docx/09.content.docx
@@ -22,7 +22,7 @@
         <w:rPr>
           <w:lang w:val="ar_AE" w:bidi="ar_AE"/>
         </w:rPr>
-        <w:t>Resource: ملاحظات الدراسة (تينديل)</w:t>
+        <w:t>Resource: Tyndale Open Study Notes</w:t>
       </w:r>
       <w:r>
         <w:rPr>
@@ -122,7 +122,7 @@
         <w:rPr>
           <w:lang w:val="ar_AE" w:bidi="ar_AE"/>
         </w:rPr>
-        <w:t>ملاحظات الدراسة (تينديل)</w:t>
+        <w:t>Tyndale Open Study Notes</w:t>
       </w:r>
     </w:p>
     <w:p>

--- a/arb/docx/09.content.docx
+++ b/arb/docx/09.content.docx
@@ -22,7 +22,7 @@
         <w:rPr>
           <w:lang w:val="ar_AE" w:bidi="ar_AE"/>
         </w:rPr>
-        <w:t>Resource: Tyndale Open Study Notes</w:t>
+        <w:t>Resource: Aquifer Open Study Notes</w:t>
       </w:r>
       <w:r>
         <w:rPr>
@@ -122,7 +122,7 @@
         <w:rPr>
           <w:lang w:val="ar_AE" w:bidi="ar_AE"/>
         </w:rPr>
-        <w:t>Tyndale Open Study Notes</w:t>
+        <w:t>Aquifer Open Study Notes</w:t>
       </w:r>
     </w:p>
     <w:p>
